--- a/Report Documents/Project Report.docx
+++ b/Report Documents/Project Report.docx
@@ -197,15 +197,13 @@
     </w:p>
     <w:p>
       <w:r>
-        <w:t xml:space="preserve">Instead of trying to replicate complex systems like sign language translation, the project focuses on simplified and customisable gestures that prioritise ease of use and adaptability, allowing users to communicate in a way that works for them. In this sense the glove is not just a tool, but something that sits between people and helps translate intention into communication </w:t>
-      </w:r>
-      <w:proofErr w:type="gramStart"/>
-      <w:r>
-        <w:t>opening up</w:t>
-      </w:r>
-      <w:proofErr w:type="gramEnd"/>
-      <w:r>
-        <w:t xml:space="preserve"> different ways for interaction and expression.</w:t>
+        <w:t xml:space="preserve">Instead of trying to replicate complex systems like sign language translation, the project focuses on simplified and customisable gestures that prioritise ease of use and adaptability, allowing users to communicate in a way that works for them. In this sense the glove is not just a tool, but something that sits between people and helps translate intention into communication opening up different ways for </w:t>
+      </w:r>
+      <w:r>
+        <w:t>interaction and expressing ideas</w:t>
+      </w:r>
+      <w:r>
+        <w:t>.</w:t>
       </w:r>
     </w:p>
     <w:p/>
@@ -250,11 +248,11 @@
         <w:t xml:space="preserve"> </w:t>
       </w:r>
       <w:r>
-        <w:t xml:space="preserve">The idea came from recognising how many everyday environments are built around the assumption that everyone can speak and be understood in the same way, which in practice creates small but constant barriers for people who are nonverbal or have speech impairments. This led to questioning that assumption and </w:t>
+        <w:t xml:space="preserve">The idea came from recognising how many everyday environments are built around the assumption that everyone can speak and be understood in the same way, which in practice creates small but constant barriers for people who are </w:t>
       </w:r>
       <w:r>
         <w:lastRenderedPageBreak/>
-        <w:t xml:space="preserve">exploring whether communication could instead be embedded into the body through a tangible interface, where interaction happens more naturally as part of movement rather than through a separate tool. Existing systems like the Ava app and projects such as </w:t>
+        <w:t xml:space="preserve">nonverbal or have speech impairments. This led to questioning that assumption and exploring whether communication could instead be embedded into the body through a tangible interface, where interaction happens more naturally as part of movement rather than through a separate tool. Existing systems like the Ava app and projects such as </w:t>
       </w:r>
       <w:proofErr w:type="spellStart"/>
       <w:r>
@@ -687,11 +685,20 @@
         <w:t>completed</w:t>
       </w:r>
       <w:r>
-        <w:t xml:space="preserve"> system, which directly affects how the interaction is experienced. As discussed in the E-Acrylic research, embedding electronics directly into the material changes how an interactive system is experienced, </w:t>
+        <w:t xml:space="preserve"> system, which directly affects how the interaction is experienced. As discussed in the E-Acrylic research</w:t>
+      </w:r>
+      <w:r>
+        <w:t xml:space="preserve"> </w:t>
+      </w:r>
+      <w:r>
+        <w:t>(Han et al., 2024)</w:t>
+      </w:r>
+      <w:r>
+        <w:t xml:space="preserve">, embedding electronics directly into the material changes how an interactive system is </w:t>
       </w:r>
       <w:r>
         <w:lastRenderedPageBreak/>
-        <w:t>shifting it from a collection of separate components into something more unified where the structure, interaction and appearance are all connected. In this project, the lack of that integration creates a disconnect between the idea of a seamless wearable interface and the actual experience of using it.</w:t>
+        <w:t>experienced, shifting it from a collection of separate components into something more unified where the structure, interaction and appearance are all connected. In this project, the lack of that integration creates a disconnect between the idea of a seamless wearable interface and the actual experience of using it.</w:t>
       </w:r>
     </w:p>
     <w:p>
@@ -1001,7 +1008,6 @@
           <w:szCs w:val="18"/>
         </w:rPr>
       </w:pPr>
-      <w:proofErr w:type="spellStart"/>
       <w:r>
         <w:rPr>
           <w:rFonts w:ascii="Courier New" w:hAnsi="Courier New" w:cs="Courier New"/>
@@ -1011,9 +1017,8 @@
           <w:sz w:val="18"/>
           <w:szCs w:val="18"/>
         </w:rPr>
-        <w:t>va</w:t>
-      </w:r>
-      <w:proofErr w:type="spellEnd"/>
+        <w:t>A</w:t>
+      </w:r>
       <w:r>
         <w:rPr>
           <w:rFonts w:ascii="Courier New" w:hAnsi="Courier New" w:cs="Courier New"/>
@@ -1023,7 +1028,7 @@
           <w:sz w:val="18"/>
           <w:szCs w:val="18"/>
         </w:rPr>
-        <w:t xml:space="preserve"> (n.d.) Ava: Live captions for deaf and hard-of-hearing people. Available at: https://www.ava.me</w:t>
+        <w:t>va (n.d.) Ava: Live captions for deaf and hard-of-hearing people. Available at: https://www.ava.me</w:t>
       </w:r>
     </w:p>
     <w:p>
